--- a/examples/word/fields.docx
+++ b/examples/word/fields.docx
@@ -63,6 +63,13 @@
       <w:bookmarkEnd w:id="1"/>
     </w:p>
     <w:p>
+      <w:pPr/>
+      <w:r>
+        <w:rPr/>
+        <w:t xml:space="preserve">This report is generated by officecli. It demonstrates the full docx field surface: page numbering, dates, cross-references, conditional (IF) fields, hyperlinks, and an automatic table of contents.</w:t>
+      </w:r>
+    </w:p>
+    <w:p>
       <w:pPr>
         <w:pStyle w:val="Heading2"/>
       </w:pPr>
@@ -131,7 +138,7 @@
         <w:fldChar w:fldCharType="separate"/>
       </w:r>
       <w:r>
-        <w:t xml:space="preserve">03:03</w:t>
+        <w:t xml:space="preserve">07:23</w:t>
       </w:r>
       <w:r>
         <w:fldChar w:fldCharType="end"/>
@@ -299,7 +306,7 @@
       </w:r>
     </w:p>
     <w:sectPr>
-      <w:footerReference w:type="default" r:id="R73705b400f444899"/>
+      <w:footerReference w:type="default" r:id="Rfffc790664e34829"/>
       <w:pgSz w:w="11906" w:h="16838"/>
       <w:pgMar w:top="1440" w:right="1800" w:bottom="1440" w:left="1800"/>
       <w:docGrid w:type="default"/>
